--- a/PROJECT.docx
+++ b/PROJECT.docx
@@ -126,7 +126,7 @@
           <w:b w:val="0"/>
           <w:sz w:val="28"/>
         </w:rPr>
-        <w:t>Однако в процессе исследования обнаружено, что турбина Теслы — перспективная тепловая машина внешнего нагрева для нишевых применений. Десять пакетов дисков D=300 мм (100 дисков) на R-134a дают расчётные 2.4 кВт электричества. Для FC-770 (перфторуглерод, M=399 г/моль) оптимальные обороты — всего 9154 RPM — рекордно низкое значение для тепловых турбин. Проведён детальный экономический анализ трёх конфигураций (утилизация тепла ГВС-котла, выхлоп ДВС, автономный газовый генератор) с оценкой стоимости $1 270–2 577 и окупаемости 5–8 лет. Свежие экспериментальные данные (Li et al., Energy, 2025) показывают изоэнтропийный КПД турбины Теслы до 62.28% в мини-ORC-системах, что подтверждает практический потенциал технологии.</w:t>
+        <w:t>Однако в процессе исследования обнаружено, что турбина Теслы — перспективная тепловая машина внешнего нагрева для нишевых применений. При нагреве R-134a от котла ГВС (60→20°C) 100 дисков D=300 мм дают расчётные 4.1 кВт механической / 3.0 кВт электрической мощности. Для FC-770 (перфторуглерод, M=399 г/моль) оптимальные обороты — всего 9154 RPM (при 300 K, без нагрева — теоретический режим) и 10 900 RPM при рабочем нагреве 150°C. Проведён детальный экономический анализ трёх конфигураций (утилизация тепла ГВС-котла, выхлоп ДВС, автономный газовый генератор) с оценкой стоимости $1 270–2 577. Свежие экспериментальные данные (Li et al., Energy, 2025) показывают изоэнтропийный КПД турбины Теслы до 62.28% в мини-ORC-системах, что подтверждает практический потенциал технологии.</w:t>
       </w:r>
     </w:p>
     <w:p/>
